--- a/app/templates/template_3.docx
+++ b/app/templates/template_3.docx
@@ -862,6 +862,160 @@
       <w:r>
         <w:rPr/>
         <w:t>CODIGO IMAGEN 24123123</w:t>
+      </w:r>
+    </w:p>
+    <w:p>
+      <w:pPr>
+        <w:pStyle w:val="Normal"/>
+        <w:ind w:hanging="0"/>
+        <w:jc w:val="center"/>
+        <w:rPr>
+          <w:b/>
+          <w:b/>
+          <w:u w:val="single"/>
+          <w:lang w:val="en-US"/>
+        </w:rPr>
+      </w:pPr>
+      <w:r>
+        <w:rPr/>
+      </w:r>
+    </w:p>
+    <w:p>
+      <w:pPr>
+        <w:pStyle w:val="Normal"/>
+        <w:ind w:hanging="0"/>
+        <w:jc w:val="center"/>
+        <w:rPr>
+          <w:b/>
+          <w:b/>
+          <w:u w:val="single"/>
+          <w:lang w:val="en-US"/>
+        </w:rPr>
+      </w:pPr>
+      <w:r>
+        <w:rPr/>
+      </w:r>
+    </w:p>
+    <w:p>
+      <w:pPr>
+        <w:pStyle w:val="Normal"/>
+        <w:ind w:hanging="0"/>
+        <w:jc w:val="center"/>
+        <w:rPr>
+          <w:b/>
+          <w:b/>
+          <w:u w:val="single"/>
+          <w:lang w:val="en-US"/>
+        </w:rPr>
+      </w:pPr>
+      <w:r>
+        <w:rPr/>
+      </w:r>
+    </w:p>
+    <w:p>
+      <w:pPr>
+        <w:pStyle w:val="Normal"/>
+        <w:ind w:hanging="0"/>
+        <w:jc w:val="center"/>
+        <w:rPr>
+          <w:b/>
+          <w:b/>
+          <w:u w:val="single"/>
+          <w:lang w:val="en-US"/>
+        </w:rPr>
+      </w:pPr>
+      <w:r>
+        <w:rPr/>
+      </w:r>
+    </w:p>
+    <w:p>
+      <w:pPr>
+        <w:pStyle w:val="Normal"/>
+        <w:ind w:hanging="0"/>
+        <w:jc w:val="center"/>
+        <w:rPr>
+          <w:b/>
+          <w:b/>
+          <w:u w:val="single"/>
+          <w:lang w:val="en-US"/>
+        </w:rPr>
+      </w:pPr>
+      <w:r>
+        <w:rPr/>
+      </w:r>
+    </w:p>
+    <w:p>
+      <w:pPr>
+        <w:pStyle w:val="Normal"/>
+        <w:ind w:hanging="0"/>
+        <w:jc w:val="center"/>
+        <w:rPr>
+          <w:b/>
+          <w:b/>
+          <w:u w:val="single"/>
+          <w:lang w:val="en-US"/>
+        </w:rPr>
+      </w:pPr>
+      <w:r>
+        <w:rPr/>
+      </w:r>
+    </w:p>
+    <w:p>
+      <w:pPr>
+        <w:pStyle w:val="Normal"/>
+        <w:ind w:hanging="0"/>
+        <w:jc w:val="center"/>
+        <w:rPr>
+          <w:b/>
+          <w:b/>
+          <w:u w:val="single"/>
+          <w:lang w:val="en-US"/>
+        </w:rPr>
+      </w:pPr>
+      <w:r>
+        <w:rPr/>
+      </w:r>
+    </w:p>
+    <w:p>
+      <w:pPr>
+        <w:pStyle w:val="Normal"/>
+        <w:ind w:hanging="0"/>
+        <w:jc w:val="center"/>
+        <w:rPr>
+          <w:b/>
+          <w:b/>
+          <w:u w:val="single"/>
+          <w:lang w:val="en-US"/>
+        </w:rPr>
+      </w:pPr>
+      <w:r>
+        <w:rPr/>
+        <w:t>{{anexo_inc_ini}}</w:t>
+      </w:r>
+      <w:r>
+        <w:rPr>
+          <w:b/>
+          <w:bCs/>
+          <w:u w:val="single"/>
+        </w:rPr>
+        <w:t>ANEXO: REGISTRO FOTOGRÁFICO INCLUSIÓN Y ACCESIBILIDAD:</w:t>
+      </w:r>
+    </w:p>
+    <w:p>
+      <w:pPr>
+        <w:pStyle w:val="Normal"/>
+        <w:ind w:hanging="0"/>
+        <w:jc w:val="center"/>
+        <w:rPr>
+          <w:b/>
+          <w:b/>
+          <w:u w:val="single"/>
+          <w:lang w:val="en-US"/>
+        </w:rPr>
+      </w:pPr>
+      <w:r>
+        <w:rPr/>
+        <w:t>CODIGO IMAGEN INCLUSION 24123123{{anexo_inc_fin}}</w:t>
       </w:r>
     </w:p>
     <w:sectPr>
